--- a/module-5/Graham-Module5Assignment2.docx
+++ b/module-5/Graham-Module5Assignment2.docx
@@ -17,7 +17,11 @@
         <w:t>1/23/2026</w:t>
       </w:r>
     </w:p>
-    <w:p/>
+    <w:p>
+      <w:r>
+        <w:t>https://github.com/katefbrown22/csd-310/blob/main/module-5/Graham-Module5Assignment2.docx</w:t>
+      </w:r>
+    </w:p>
     <w:p>
       <w:r>
         <w:drawing>
